--- a/House Notes (Internal)/HN_ 81st Way Desert Rose.docx
+++ b/House Notes (Internal)/HN_ 81st Way Desert Rose.docx
@@ -6,18 +6,14 @@
       <w:pPr>
         <w:spacing w:after="30" w:before="30" w:lineRule="auto"/>
         <w:rPr>
-          <w:rFonts w:ascii="Roboto" w:cs="Roboto" w:eastAsia="Roboto" w:hAnsi="Roboto"/>
-          <w:b w:val="1"/>
-          <w:sz w:val="24"/>
-          <w:szCs w:val="24"/>
-        </w:rPr>
-      </w:pPr>
-      <w:r>
-        <w:rPr>
-          <w:rFonts w:ascii="Roboto" w:cs="Roboto" w:eastAsia="Roboto" w:hAnsi="Roboto"/>
-          <w:b w:val="1"/>
-          <w:sz w:val="24"/>
-          <w:szCs w:val="24"/>
+          <w:sz w:val="40"/>
+          <w:szCs w:val="40"/>
+        </w:rPr>
+      </w:pPr>
+      <w:r>
+        <w:rPr>
+          <w:sz w:val="40"/>
+          <w:szCs w:val="40"/>
           <w:rtl w:val="0"/>
         </w:rPr>
         <w:t xml:space="preserve">Address:</w:t>
@@ -76,26 +72,33 @@
     </w:p>
     <w:p>
       <w:pPr>
-        <w:rPr>
-          <w:rFonts w:ascii="Roboto" w:cs="Roboto" w:eastAsia="Roboto" w:hAnsi="Roboto"/>
-          <w:sz w:val="20"/>
-          <w:szCs w:val="20"/>
-        </w:rPr>
-      </w:pPr>
-      <w:r>
-        <w:rPr>
-          <w:rFonts w:ascii="Roboto" w:cs="Roboto" w:eastAsia="Roboto" w:hAnsi="Roboto"/>
-          <w:b w:val="1"/>
-          <w:sz w:val="24"/>
-          <w:szCs w:val="24"/>
+        <w:keepNext w:val="0"/>
+        <w:keepLines w:val="0"/>
+        <w:pageBreakBefore w:val="0"/>
+        <w:widowControl w:val="1"/>
+        <w:pBdr>
+          <w:top w:space="0" w:sz="0" w:val="nil"/>
+          <w:left w:space="0" w:sz="0" w:val="nil"/>
+          <w:bottom w:space="0" w:sz="0" w:val="nil"/>
+          <w:right w:space="0" w:sz="0" w:val="nil"/>
+          <w:between w:space="0" w:sz="0" w:val="nil"/>
+        </w:pBdr>
+        <w:shd w:fill="auto" w:val="clear"/>
+        <w:spacing w:after="30" w:before="30" w:line="276" w:lineRule="auto"/>
+        <w:ind w:left="0" w:right="0" w:firstLine="0"/>
+        <w:jc w:val="left"/>
+        <w:rPr>
+          <w:sz w:val="40"/>
+          <w:szCs w:val="40"/>
+        </w:rPr>
+      </w:pPr>
+      <w:r>
+        <w:rPr>
+          <w:sz w:val="40"/>
+          <w:szCs w:val="40"/>
           <w:rtl w:val="0"/>
         </w:rPr>
         <w:t xml:space="preserve">Owners: </w:t>
-      </w:r>
-      <w:r>
-        <w:rPr>
-          <w:rtl w:val="0"/>
-        </w:rPr>
       </w:r>
     </w:p>
     <w:p>
@@ -237,7 +240,7 @@
           <w:szCs w:val="20"/>
           <w:rtl w:val="0"/>
         </w:rPr>
-        <w:t xml:space="preserve">*Both owners like to be involved and are on Whatsapp message threads. Yu Lin is very kind and sweet. She lives in Taiwan so is 12 hours ahead of us. It’s very important to her that guests enjoy their time. Andrew handles most of the day to day tasks. Andrew lives in San Francisco.</w:t>
+        <w:t xml:space="preserve">*Both owners like to be involved and are on WhatsApp message threads. Yu Lin is very kind and sweet. She lives in Taiwan so is 12 hours ahead of us. It’s essential to her that guests enjoy their time. Andrew handles most of the day-to-day tasks. Andrew lives in San Francisco.</w:t>
       </w:r>
       <w:r>
         <w:rPr>
@@ -262,27 +265,33 @@
     </w:p>
     <w:p>
       <w:pPr>
-        <w:rPr>
-          <w:rFonts w:ascii="Roboto" w:cs="Roboto" w:eastAsia="Roboto" w:hAnsi="Roboto"/>
-          <w:b w:val="1"/>
-          <w:sz w:val="20"/>
-          <w:szCs w:val="20"/>
-        </w:rPr>
-      </w:pPr>
-      <w:r>
-        <w:rPr>
-          <w:rFonts w:ascii="Roboto" w:cs="Roboto" w:eastAsia="Roboto" w:hAnsi="Roboto"/>
-          <w:b w:val="1"/>
-          <w:sz w:val="24"/>
-          <w:szCs w:val="24"/>
+        <w:keepNext w:val="0"/>
+        <w:keepLines w:val="0"/>
+        <w:pageBreakBefore w:val="0"/>
+        <w:widowControl w:val="1"/>
+        <w:pBdr>
+          <w:top w:space="0" w:sz="0" w:val="nil"/>
+          <w:left w:space="0" w:sz="0" w:val="nil"/>
+          <w:bottom w:space="0" w:sz="0" w:val="nil"/>
+          <w:right w:space="0" w:sz="0" w:val="nil"/>
+          <w:between w:space="0" w:sz="0" w:val="nil"/>
+        </w:pBdr>
+        <w:shd w:fill="auto" w:val="clear"/>
+        <w:spacing w:after="30" w:before="30" w:line="276" w:lineRule="auto"/>
+        <w:ind w:left="0" w:right="0" w:firstLine="0"/>
+        <w:jc w:val="left"/>
+        <w:rPr>
+          <w:sz w:val="40"/>
+          <w:szCs w:val="40"/>
+        </w:rPr>
+      </w:pPr>
+      <w:r>
+        <w:rPr>
+          <w:sz w:val="40"/>
+          <w:szCs w:val="40"/>
           <w:rtl w:val="0"/>
         </w:rPr>
         <w:t xml:space="preserve">Owner Airbnb account:</w:t>
-      </w:r>
-      <w:r>
-        <w:rPr>
-          <w:rtl w:val="0"/>
-        </w:rPr>
       </w:r>
     </w:p>
     <w:p>
@@ -348,22 +357,11 @@
       </w:pPr>
       <w:r>
         <w:rPr>
-          <w:rFonts w:ascii="Roboto" w:cs="Roboto" w:eastAsia="Roboto" w:hAnsi="Roboto"/>
-          <w:b w:val="1"/>
-          <w:sz w:val="24"/>
-          <w:szCs w:val="24"/>
+          <w:sz w:val="40"/>
+          <w:szCs w:val="40"/>
           <w:rtl w:val="0"/>
         </w:rPr>
         <w:t xml:space="preserve">Listing photos:</w:t>
-      </w:r>
-      <w:r>
-        <w:rPr>
-          <w:rFonts w:ascii="Roboto" w:cs="Roboto" w:eastAsia="Roboto" w:hAnsi="Roboto"/>
-          <w:b w:val="1"/>
-          <w:sz w:val="20"/>
-          <w:szCs w:val="20"/>
-          <w:rtl w:val="0"/>
-        </w:rPr>
         <w:br w:type="textWrapping"/>
       </w:r>
       <w:hyperlink r:id="rId7">
@@ -417,29 +415,20 @@
     </w:p>
     <w:p>
       <w:pPr>
-        <w:rPr>
-          <w:rFonts w:ascii="Roboto" w:cs="Roboto" w:eastAsia="Roboto" w:hAnsi="Roboto"/>
-          <w:color w:val="1155cc"/>
-          <w:sz w:val="20"/>
-          <w:szCs w:val="20"/>
-          <w:u w:val="single"/>
-        </w:rPr>
-      </w:pPr>
-      <w:r>
-        <w:rPr>
-          <w:rFonts w:ascii="Roboto" w:cs="Roboto" w:eastAsia="Roboto" w:hAnsi="Roboto"/>
-          <w:b w:val="1"/>
-          <w:sz w:val="24"/>
-          <w:szCs w:val="24"/>
+        <w:rPr/>
+      </w:pPr>
+      <w:r>
+        <w:rPr>
+          <w:sz w:val="40"/>
+          <w:szCs w:val="40"/>
           <w:rtl w:val="0"/>
         </w:rPr>
         <w:t xml:space="preserve">Airbnb listing: </w:t>
       </w:r>
       <w:r>
         <w:rPr>
-          <w:rFonts w:ascii="Roboto" w:cs="Roboto" w:eastAsia="Roboto" w:hAnsi="Roboto"/>
-          <w:sz w:val="24"/>
-          <w:szCs w:val="24"/>
+          <w:sz w:val="40"/>
+          <w:szCs w:val="40"/>
           <w:rtl w:val="0"/>
         </w:rPr>
         <w:br w:type="textWrapping"/>
@@ -463,219 +452,6 @@
     </w:p>
     <w:p>
       <w:pPr>
-        <w:spacing w:after="30" w:before="30" w:lineRule="auto"/>
-        <w:rPr>
-          <w:rFonts w:ascii="Roboto" w:cs="Roboto" w:eastAsia="Roboto" w:hAnsi="Roboto"/>
-          <w:sz w:val="24"/>
-          <w:szCs w:val="24"/>
-        </w:rPr>
-      </w:pPr>
-      <w:r>
-        <w:rPr>
-          <w:rtl w:val="0"/>
-        </w:rPr>
-      </w:r>
-    </w:p>
-    <w:p>
-      <w:pPr>
-        <w:pStyle w:val="Heading1"/>
-        <w:rPr>
-          <w:rFonts w:ascii="Roboto" w:cs="Roboto" w:eastAsia="Roboto" w:hAnsi="Roboto"/>
-          <w:color w:val="ff0000"/>
-          <w:sz w:val="24"/>
-          <w:szCs w:val="24"/>
-        </w:rPr>
-      </w:pPr>
-      <w:bookmarkStart w:colFirst="0" w:colLast="0" w:name="_lwcz9chs7fry" w:id="0"/>
-      <w:bookmarkEnd w:id="0"/>
-      <w:r>
-        <w:rPr>
-          <w:color w:val="ff0000"/>
-          <w:rtl w:val="0"/>
-        </w:rPr>
-        <w:t xml:space="preserve">Property Inspection Log</w:t>
-      </w:r>
-      <w:r>
-        <w:rPr>
-          <w:color w:val="ff0000"/>
-          <w:rtl w:val="0"/>
-        </w:rPr>
-        <w:t xml:space="preserve">: </w:t>
-      </w:r>
-      <w:r>
-        <w:rPr>
-          <w:rtl w:val="0"/>
-        </w:rPr>
-      </w:r>
-    </w:p>
-    <w:p>
-      <w:pPr>
-        <w:rPr>
-          <w:rFonts w:ascii="Roboto" w:cs="Roboto" w:eastAsia="Roboto" w:hAnsi="Roboto"/>
-          <w:b w:val="1"/>
-          <w:color w:val="ff0000"/>
-          <w:sz w:val="24"/>
-          <w:szCs w:val="24"/>
-        </w:rPr>
-      </w:pPr>
-      <w:r>
-        <w:rPr>
-          <w:rFonts w:ascii="Roboto" w:cs="Roboto" w:eastAsia="Roboto" w:hAnsi="Roboto"/>
-          <w:b w:val="1"/>
-          <w:color w:val="ff0000"/>
-          <w:sz w:val="24"/>
-          <w:szCs w:val="24"/>
-          <w:rtl w:val="0"/>
-        </w:rPr>
-        <w:t xml:space="preserve">(SEE iNOTE)</w:t>
-      </w:r>
-    </w:p>
-    <w:p>
-      <w:pPr>
-        <w:rPr>
-          <w:rFonts w:ascii="Roboto" w:cs="Roboto" w:eastAsia="Roboto" w:hAnsi="Roboto"/>
-          <w:b w:val="1"/>
-          <w:color w:val="ff0000"/>
-          <w:sz w:val="24"/>
-          <w:szCs w:val="24"/>
-        </w:rPr>
-      </w:pPr>
-      <w:r>
-        <w:rPr>
-          <w:rtl w:val="0"/>
-        </w:rPr>
-      </w:r>
-    </w:p>
-    <w:p>
-      <w:pPr>
-        <w:rPr>
-          <w:rFonts w:ascii="Roboto" w:cs="Roboto" w:eastAsia="Roboto" w:hAnsi="Roboto"/>
-          <w:color w:val="ff0000"/>
-          <w:sz w:val="24"/>
-          <w:szCs w:val="24"/>
-        </w:rPr>
-      </w:pPr>
-      <w:r>
-        <w:rPr>
-          <w:rFonts w:ascii="Roboto" w:cs="Roboto" w:eastAsia="Roboto" w:hAnsi="Roboto"/>
-          <w:b w:val="1"/>
-          <w:color w:val="ff0000"/>
-          <w:sz w:val="24"/>
-          <w:szCs w:val="24"/>
-          <w:rtl w:val="0"/>
-        </w:rPr>
-        <w:t xml:space="preserve">Date of Notes:</w:t>
-      </w:r>
-      <w:r>
-        <w:rPr>
-          <w:rFonts w:ascii="Roboto" w:cs="Roboto" w:eastAsia="Roboto" w:hAnsi="Roboto"/>
-          <w:color w:val="ff0000"/>
-          <w:sz w:val="24"/>
-          <w:szCs w:val="24"/>
-          <w:rtl w:val="0"/>
-        </w:rPr>
-        <w:t xml:space="preserve"> XX</w:t>
-      </w:r>
-    </w:p>
-    <w:p>
-      <w:pPr>
-        <w:rPr>
-          <w:rFonts w:ascii="Roboto" w:cs="Roboto" w:eastAsia="Roboto" w:hAnsi="Roboto"/>
-          <w:color w:val="ff0000"/>
-          <w:sz w:val="24"/>
-          <w:szCs w:val="24"/>
-        </w:rPr>
-      </w:pPr>
-      <w:r>
-        <w:rPr>
-          <w:rFonts w:ascii="Roboto" w:cs="Roboto" w:eastAsia="Roboto" w:hAnsi="Roboto"/>
-          <w:b w:val="1"/>
-          <w:color w:val="ff0000"/>
-          <w:sz w:val="24"/>
-          <w:szCs w:val="24"/>
-          <w:rtl w:val="0"/>
-        </w:rPr>
-        <w:t xml:space="preserve">Next Inspection Scheduled:</w:t>
-      </w:r>
-      <w:r>
-        <w:rPr>
-          <w:rFonts w:ascii="Roboto" w:cs="Roboto" w:eastAsia="Roboto" w:hAnsi="Roboto"/>
-          <w:color w:val="ff0000"/>
-          <w:sz w:val="24"/>
-          <w:szCs w:val="24"/>
-          <w:rtl w:val="0"/>
-        </w:rPr>
-        <w:t xml:space="preserve"> XX</w:t>
-      </w:r>
-    </w:p>
-    <w:p>
-      <w:pPr>
-        <w:numPr>
-          <w:ilvl w:val="0"/>
-          <w:numId w:val="15"/>
-        </w:numPr>
-        <w:spacing w:after="0" w:afterAutospacing="0" w:before="240" w:lineRule="auto"/>
-        <w:ind w:left="720" w:hanging="360"/>
-        <w:rPr>
-          <w:rFonts w:ascii="Roboto" w:cs="Roboto" w:eastAsia="Roboto" w:hAnsi="Roboto"/>
-          <w:color w:val="ff0000"/>
-          <w:sz w:val="24"/>
-          <w:szCs w:val="24"/>
-          <w:u w:val="none"/>
-        </w:rPr>
-      </w:pPr>
-      <w:r>
-        <w:rPr>
-          <w:rFonts w:ascii="Roboto" w:cs="Roboto" w:eastAsia="Roboto" w:hAnsi="Roboto"/>
-          <w:color w:val="ff0000"/>
-          <w:sz w:val="24"/>
-          <w:szCs w:val="24"/>
-          <w:rtl w:val="0"/>
-        </w:rPr>
-        <w:t xml:space="preserve">XX</w:t>
-      </w:r>
-    </w:p>
-    <w:p>
-      <w:pPr>
-        <w:numPr>
-          <w:ilvl w:val="0"/>
-          <w:numId w:val="15"/>
-        </w:numPr>
-        <w:spacing w:after="240" w:before="0" w:beforeAutospacing="0" w:lineRule="auto"/>
-        <w:ind w:left="720" w:hanging="360"/>
-        <w:rPr>
-          <w:rFonts w:ascii="Roboto" w:cs="Roboto" w:eastAsia="Roboto" w:hAnsi="Roboto"/>
-          <w:color w:val="ff0000"/>
-          <w:sz w:val="24"/>
-          <w:szCs w:val="24"/>
-          <w:u w:val="none"/>
-        </w:rPr>
-      </w:pPr>
-      <w:r>
-        <w:rPr>
-          <w:rFonts w:ascii="Roboto" w:cs="Roboto" w:eastAsia="Roboto" w:hAnsi="Roboto"/>
-          <w:color w:val="ff0000"/>
-          <w:sz w:val="24"/>
-          <w:szCs w:val="24"/>
-          <w:rtl w:val="0"/>
-        </w:rPr>
-        <w:t xml:space="preserve">XX</w:t>
-      </w:r>
-    </w:p>
-    <w:p>
-      <w:pPr>
-        <w:spacing w:after="240" w:before="240" w:lineRule="auto"/>
-        <w:ind w:left="0" w:firstLine="0"/>
-        <w:rPr/>
-      </w:pPr>
-      <w:r>
-        <w:rPr>
-          <w:rtl w:val="0"/>
-        </w:rPr>
-      </w:r>
-    </w:p>
-    <w:p>
-      <w:pPr>
         <w:pStyle w:val="Heading1"/>
         <w:keepNext w:val="0"/>
         <w:keepLines w:val="0"/>
@@ -683,20 +459,14 @@
         <w:spacing w:after="80" w:lineRule="auto"/>
         <w:rPr/>
       </w:pPr>
-      <w:bookmarkStart w:colFirst="0" w:colLast="0" w:name="_wimg2tg1mtmp" w:id="1"/>
-      <w:bookmarkEnd w:id="1"/>
+      <w:bookmarkStart w:colFirst="0" w:colLast="0" w:name="_wimg2tg1mtmp" w:id="0"/>
+      <w:bookmarkEnd w:id="0"/>
       <w:r>
         <w:rPr>
           <w:rtl w:val="0"/>
         </w:rPr>
         <w:t xml:space="preserve">Restock strategy:</w:t>
       </w:r>
-    </w:p>
-    <w:p>
-      <w:pPr>
-        <w:ind w:left="0" w:firstLine="0"/>
-        <w:rPr/>
-      </w:pPr>
       <w:r>
         <w:rPr>
           <w:rtl w:val="0"/>
@@ -753,7 +523,12 @@
         <w:rPr>
           <w:rtl w:val="0"/>
         </w:rPr>
-        <w:t xml:space="preserve">“Forgot something” basket w/toothbrushes, toothpaste, mini lotions, tampax, pads</w:t>
+        <w:t xml:space="preserve">“Forgot something” basket with w/toothbrushes, toothpaste, mini lotions, tampons, pads</w:t>
+      </w:r>
+      <w:r>
+        <w:rPr>
+          <w:rtl w:val="0"/>
+        </w:rPr>
       </w:r>
     </w:p>
     <w:p>
@@ -771,7 +546,7 @@
         <w:rPr>
           <w:rtl w:val="0"/>
         </w:rPr>
-        <w:t xml:space="preserve">Coffee creamer, sugar, stevia, keurig pods, tea</w:t>
+        <w:t xml:space="preserve">Coffee creamer, sugar, stevia, Keurig pods, tea</w:t>
       </w:r>
       <w:r>
         <w:rPr>
@@ -786,21 +561,21 @@
         <w:keepLines w:val="0"/>
         <w:shd w:fill="ffffff" w:val="clear"/>
         <w:spacing w:after="80" w:lineRule="auto"/>
-        <w:rPr>
-          <w:rFonts w:ascii="Roboto" w:cs="Roboto" w:eastAsia="Roboto" w:hAnsi="Roboto"/>
-          <w:b w:val="1"/>
-          <w:color w:val="7b848a"/>
-          <w:sz w:val="24"/>
-          <w:szCs w:val="24"/>
-        </w:rPr>
-      </w:pPr>
-      <w:bookmarkStart w:colFirst="0" w:colLast="0" w:name="_z33f7tdg212s" w:id="2"/>
-      <w:bookmarkEnd w:id="2"/>
-      <w:r>
-        <w:rPr>
-          <w:rtl w:val="0"/>
-        </w:rPr>
-        <w:t xml:space="preserve">Guest Access</w:t>
+        <w:rPr/>
+      </w:pPr>
+      <w:bookmarkStart w:colFirst="0" w:colLast="0" w:name="_z33f7tdg212s" w:id="1"/>
+      <w:bookmarkEnd w:id="1"/>
+      <w:r>
+        <w:rPr>
+          <w:rtl w:val="0"/>
+        </w:rPr>
+        <w:t xml:space="preserve">Access Codes</w:t>
+      </w:r>
+      <w:r>
+        <w:rPr>
+          <w:rtl w:val="0"/>
+        </w:rPr>
+        <w:t xml:space="preserve">:</w:t>
       </w:r>
       <w:r>
         <w:rPr>
@@ -831,7 +606,16 @@
           <w:szCs w:val="24"/>
           <w:rtl w:val="0"/>
         </w:rPr>
-        <w:t xml:space="preserve">Access Code:</w:t>
+        <w:t xml:space="preserve">Front door: Schlage Smart Lock:</w:t>
+      </w:r>
+      <w:r>
+        <w:rPr>
+          <w:rFonts w:ascii="Roboto" w:cs="Roboto" w:eastAsia="Roboto" w:hAnsi="Roboto"/>
+          <w:sz w:val="24"/>
+          <w:szCs w:val="24"/>
+          <w:rtl w:val="0"/>
+        </w:rPr>
+        <w:t xml:space="preserve"> A unique code is generated for each guest (access Smartlock in Hospitable “Devices”)</w:t>
       </w:r>
     </w:p>
     <w:p>
@@ -857,41 +641,6 @@
           <w:szCs w:val="24"/>
           <w:rtl w:val="0"/>
         </w:rPr>
-        <w:t xml:space="preserve">Schlage Smart Lock:</w:t>
-      </w:r>
-      <w:r>
-        <w:rPr>
-          <w:rFonts w:ascii="Roboto" w:cs="Roboto" w:eastAsia="Roboto" w:hAnsi="Roboto"/>
-          <w:sz w:val="24"/>
-          <w:szCs w:val="24"/>
-          <w:rtl w:val="0"/>
-        </w:rPr>
-        <w:t xml:space="preserve"> A unique code generated for each guest (access Smartlock in Hospitable “Devices”)</w:t>
-      </w:r>
-    </w:p>
-    <w:p>
-      <w:pPr>
-        <w:numPr>
-          <w:ilvl w:val="1"/>
-          <w:numId w:val="10"/>
-        </w:numPr>
-        <w:shd w:fill="ffffff" w:val="clear"/>
-        <w:spacing w:after="0" w:afterAutospacing="0" w:before="0" w:beforeAutospacing="0" w:lineRule="auto"/>
-        <w:ind w:left="1440" w:hanging="360"/>
-        <w:rPr>
-          <w:rFonts w:ascii="Roboto" w:cs="Roboto" w:eastAsia="Roboto" w:hAnsi="Roboto"/>
-          <w:sz w:val="24"/>
-          <w:szCs w:val="24"/>
-        </w:rPr>
-      </w:pPr>
-      <w:r>
-        <w:rPr>
-          <w:rFonts w:ascii="Roboto" w:cs="Roboto" w:eastAsia="Roboto" w:hAnsi="Roboto"/>
-          <w:b w:val="1"/>
-          <w:sz w:val="24"/>
-          <w:szCs w:val="24"/>
-          <w:rtl w:val="0"/>
-        </w:rPr>
         <w:t xml:space="preserve">Backup Key / Lock out strategy:</w:t>
       </w:r>
     </w:p>
@@ -912,12 +661,12 @@
       </w:pPr>
       <w:r>
         <w:rPr>
-          <w:rFonts w:ascii="Roboto" w:cs="Roboto" w:eastAsia="Roboto" w:hAnsi="Roboto"/>
-          <w:sz w:val="24"/>
-          <w:szCs w:val="24"/>
-          <w:rtl w:val="0"/>
-        </w:rPr>
-        <w:t xml:space="preserve">(pending spare key to be sent by previous manager)</w:t>
+          <w:rFonts w:ascii="Caudex" w:cs="Caudex" w:eastAsia="Caudex" w:hAnsi="Caudex"/>
+          <w:sz w:val="24"/>
+          <w:szCs w:val="24"/>
+          <w:rtl w:val="0"/>
+        </w:rPr>
+        <w:t xml:space="preserve">Ordered a lockbox this week to put a spare key in (⅞)</w:t>
       </w:r>
     </w:p>
     <w:p>
@@ -943,7 +692,7 @@
           <w:szCs w:val="24"/>
           <w:rtl w:val="0"/>
         </w:rPr>
-        <w:t xml:space="preserve">Smartlock</w:t>
+        <w:t xml:space="preserve">Front door Smartlock</w:t>
       </w:r>
     </w:p>
     <w:p>
@@ -1075,7 +824,7 @@
           <w:szCs w:val="24"/>
           <w:rtl w:val="0"/>
         </w:rPr>
-        <w:t xml:space="preserve">Lockbox on inside cleaning closet in living room: </w:t>
+        <w:t xml:space="preserve">Lockbox on inside for cleaning closet in living room: </w:t>
       </w:r>
     </w:p>
     <w:p>
@@ -1130,8 +879,8 @@
         <w:spacing w:after="80" w:lineRule="auto"/>
         <w:rPr/>
       </w:pPr>
-      <w:bookmarkStart w:colFirst="0" w:colLast="0" w:name="_a93jybac0rcb" w:id="3"/>
-      <w:bookmarkEnd w:id="3"/>
+      <w:bookmarkStart w:colFirst="0" w:colLast="0" w:name="_a93jybac0rcb" w:id="2"/>
+      <w:bookmarkEnd w:id="2"/>
       <w:r>
         <w:rPr>
           <w:rtl w:val="0"/>
@@ -1152,8 +901,8 @@
           <w:szCs w:val="24"/>
         </w:rPr>
       </w:pPr>
-      <w:bookmarkStart w:colFirst="0" w:colLast="0" w:name="_pvdmw5pcjvu5" w:id="4"/>
-      <w:bookmarkEnd w:id="4"/>
+      <w:bookmarkStart w:colFirst="0" w:colLast="0" w:name="_pvdmw5pcjvu5" w:id="3"/>
+      <w:bookmarkEnd w:id="3"/>
       <w:r>
         <w:rPr>
           <w:rFonts w:ascii="Roboto" w:cs="Roboto" w:eastAsia="Roboto" w:hAnsi="Roboto"/>
@@ -1182,8 +931,8 @@
           <w:u w:val="none"/>
         </w:rPr>
       </w:pPr>
-      <w:bookmarkStart w:colFirst="0" w:colLast="0" w:name="_pvdmw5pcjvu5" w:id="4"/>
-      <w:bookmarkEnd w:id="4"/>
+      <w:bookmarkStart w:colFirst="0" w:colLast="0" w:name="_pvdmw5pcjvu5" w:id="3"/>
+      <w:bookmarkEnd w:id="3"/>
       <w:r>
         <w:rPr>
           <w:rFonts w:ascii="Roboto" w:cs="Roboto" w:eastAsia="Roboto" w:hAnsi="Roboto"/>
@@ -1230,8 +979,8 @@
           <w:u w:val="none"/>
         </w:rPr>
       </w:pPr>
-      <w:bookmarkStart w:colFirst="0" w:colLast="0" w:name="_pvdmw5pcjvu5" w:id="4"/>
-      <w:bookmarkEnd w:id="4"/>
+      <w:bookmarkStart w:colFirst="0" w:colLast="0" w:name="_pvdmw5pcjvu5" w:id="3"/>
+      <w:bookmarkEnd w:id="3"/>
       <w:r>
         <w:rPr>
           <w:rFonts w:ascii="Roboto" w:cs="Roboto" w:eastAsia="Roboto" w:hAnsi="Roboto"/>
@@ -1260,8 +1009,8 @@
           <w:u w:val="none"/>
         </w:rPr>
       </w:pPr>
-      <w:bookmarkStart w:colFirst="0" w:colLast="0" w:name="_b0iehuse53gm" w:id="5"/>
-      <w:bookmarkEnd w:id="5"/>
+      <w:bookmarkStart w:colFirst="0" w:colLast="0" w:name="_b0iehuse53gm" w:id="4"/>
+      <w:bookmarkEnd w:id="4"/>
       <w:r>
         <w:rPr>
           <w:rFonts w:ascii="Roboto" w:cs="Roboto" w:eastAsia="Roboto" w:hAnsi="Roboto"/>
@@ -1270,6 +1019,195 @@
           <w:rtl w:val="0"/>
         </w:rPr>
         <w:t xml:space="preserve">Desert25!</w:t>
+      </w:r>
+    </w:p>
+    <w:p>
+      <w:pPr>
+        <w:rPr/>
+      </w:pPr>
+      <w:r>
+        <w:rPr>
+          <w:rtl w:val="0"/>
+        </w:rPr>
+      </w:r>
+    </w:p>
+    <w:p>
+      <w:pPr>
+        <w:pBdr>
+          <w:top w:color="e3e3e3" w:space="0" w:sz="0" w:val="none"/>
+          <w:left w:color="e3e3e3" w:space="0" w:sz="0" w:val="none"/>
+          <w:bottom w:color="e3e3e3" w:space="0" w:sz="0" w:val="none"/>
+          <w:right w:color="e3e3e3" w:space="0" w:sz="0" w:val="none"/>
+          <w:between w:color="e3e3e3" w:space="0" w:sz="0" w:val="none"/>
+        </w:pBdr>
+        <w:shd w:fill="ffffff" w:val="clear"/>
+        <w:spacing w:before="300" w:lineRule="auto"/>
+        <w:ind w:left="0" w:firstLine="0"/>
+        <w:rPr>
+          <w:rFonts w:ascii="Source Sans Pro" w:cs="Source Sans Pro" w:eastAsia="Source Sans Pro" w:hAnsi="Source Sans Pro"/>
+          <w:sz w:val="24"/>
+          <w:szCs w:val="24"/>
+        </w:rPr>
+      </w:pPr>
+      <w:r>
+        <w:rPr>
+          <w:rFonts w:ascii="Source Sans Pro" w:cs="Source Sans Pro" w:eastAsia="Source Sans Pro" w:hAnsi="Source Sans Pro"/>
+          <w:sz w:val="24"/>
+          <w:szCs w:val="24"/>
+          <w:rtl w:val="0"/>
+        </w:rPr>
+        <w:t xml:space="preserve">Heated pool: </w:t>
+      </w:r>
+      <w:r>
+        <w:rPr>
+          <w:rtl w:val="0"/>
+        </w:rPr>
+      </w:r>
+    </w:p>
+    <w:p>
+      <w:pPr>
+        <w:numPr>
+          <w:ilvl w:val="0"/>
+          <w:numId w:val="7"/>
+        </w:numPr>
+        <w:pBdr>
+          <w:top w:color="e3e3e3" w:space="0" w:sz="0" w:val="none"/>
+          <w:left w:color="e3e3e3" w:space="0" w:sz="0" w:val="none"/>
+          <w:bottom w:color="e3e3e3" w:space="0" w:sz="0" w:val="none"/>
+          <w:right w:color="e3e3e3" w:space="0" w:sz="0" w:val="none"/>
+          <w:between w:color="e3e3e3" w:space="0" w:sz="0" w:val="none"/>
+        </w:pBdr>
+        <w:shd w:fill="ffffff" w:val="clear"/>
+        <w:spacing w:after="0" w:afterAutospacing="0" w:before="300" w:lineRule="auto"/>
+        <w:ind w:left="720" w:hanging="360"/>
+        <w:rPr>
+          <w:rFonts w:ascii="Source Sans Pro" w:cs="Source Sans Pro" w:eastAsia="Source Sans Pro" w:hAnsi="Source Sans Pro"/>
+          <w:sz w:val="24"/>
+          <w:szCs w:val="24"/>
+        </w:rPr>
+      </w:pPr>
+      <w:r>
+        <w:rPr>
+          <w:rFonts w:ascii="Roboto" w:cs="Roboto" w:eastAsia="Roboto" w:hAnsi="Roboto"/>
+          <w:color w:val="222222"/>
+          <w:sz w:val="24"/>
+          <w:szCs w:val="24"/>
+          <w:highlight w:val="white"/>
+          <w:rtl w:val="0"/>
+        </w:rPr>
+        <w:t xml:space="preserve">The pool can be heated for an extra fee of $50/night.</w:t>
+      </w:r>
+    </w:p>
+    <w:p>
+      <w:pPr>
+        <w:numPr>
+          <w:ilvl w:val="0"/>
+          <w:numId w:val="7"/>
+        </w:numPr>
+        <w:pBdr>
+          <w:top w:color="e3e3e3" w:space="0" w:sz="0" w:val="none"/>
+          <w:left w:color="e3e3e3" w:space="0" w:sz="0" w:val="none"/>
+          <w:bottom w:color="e3e3e3" w:space="0" w:sz="0" w:val="none"/>
+          <w:right w:color="e3e3e3" w:space="0" w:sz="0" w:val="none"/>
+          <w:between w:color="e3e3e3" w:space="0" w:sz="0" w:val="none"/>
+        </w:pBdr>
+        <w:shd w:fill="ffffff" w:val="clear"/>
+        <w:spacing w:after="0" w:afterAutospacing="0" w:before="0" w:beforeAutospacing="0" w:lineRule="auto"/>
+        <w:ind w:left="720" w:hanging="360"/>
+        <w:rPr>
+          <w:rFonts w:ascii="Source Sans Pro" w:cs="Source Sans Pro" w:eastAsia="Source Sans Pro" w:hAnsi="Source Sans Pro"/>
+          <w:sz w:val="24"/>
+          <w:szCs w:val="24"/>
+        </w:rPr>
+      </w:pPr>
+      <w:r>
+        <w:rPr>
+          <w:rFonts w:ascii="Roboto" w:cs="Roboto" w:eastAsia="Roboto" w:hAnsi="Roboto"/>
+          <w:color w:val="222222"/>
+          <w:sz w:val="24"/>
+          <w:szCs w:val="24"/>
+          <w:highlight w:val="white"/>
+          <w:rtl w:val="0"/>
+        </w:rPr>
+        <w:t xml:space="preserve">We recommend heating the pool October-May. The rest of the year is plenty warm for swimming.</w:t>
+      </w:r>
+    </w:p>
+    <w:p>
+      <w:pPr>
+        <w:numPr>
+          <w:ilvl w:val="0"/>
+          <w:numId w:val="7"/>
+        </w:numPr>
+        <w:pBdr>
+          <w:top w:color="e3e3e3" w:space="0" w:sz="0" w:val="none"/>
+          <w:left w:color="e3e3e3" w:space="0" w:sz="0" w:val="none"/>
+          <w:bottom w:color="e3e3e3" w:space="0" w:sz="0" w:val="none"/>
+          <w:right w:color="e3e3e3" w:space="0" w:sz="0" w:val="none"/>
+          <w:between w:color="e3e3e3" w:space="0" w:sz="0" w:val="none"/>
+        </w:pBdr>
+        <w:shd w:fill="ffffff" w:val="clear"/>
+        <w:spacing w:after="0" w:afterAutospacing="0" w:before="0" w:beforeAutospacing="0" w:lineRule="auto"/>
+        <w:ind w:left="720" w:hanging="360"/>
+        <w:rPr>
+          <w:rFonts w:ascii="Source Sans Pro" w:cs="Source Sans Pro" w:eastAsia="Source Sans Pro" w:hAnsi="Source Sans Pro"/>
+          <w:sz w:val="24"/>
+          <w:szCs w:val="24"/>
+        </w:rPr>
+      </w:pPr>
+      <w:r>
+        <w:rPr>
+          <w:rFonts w:ascii="Roboto" w:cs="Roboto" w:eastAsia="Roboto" w:hAnsi="Roboto"/>
+          <w:color w:val="222222"/>
+          <w:sz w:val="24"/>
+          <w:szCs w:val="24"/>
+          <w:highlight w:val="white"/>
+          <w:rtl w:val="0"/>
+        </w:rPr>
+        <w:t xml:space="preserve">We require at least a 3-day notice before your arrival if you'd like the pool heated.</w:t>
+      </w:r>
+    </w:p>
+    <w:p>
+      <w:pPr>
+        <w:numPr>
+          <w:ilvl w:val="0"/>
+          <w:numId w:val="7"/>
+        </w:numPr>
+        <w:pBdr>
+          <w:top w:color="e3e3e3" w:space="0" w:sz="0" w:val="none"/>
+          <w:left w:color="e3e3e3" w:space="0" w:sz="0" w:val="none"/>
+          <w:bottom w:color="e3e3e3" w:space="0" w:sz="0" w:val="none"/>
+          <w:right w:color="e3e3e3" w:space="0" w:sz="0" w:val="none"/>
+          <w:between w:color="e3e3e3" w:space="0" w:sz="0" w:val="none"/>
+        </w:pBdr>
+        <w:shd w:fill="ffffff" w:val="clear"/>
+        <w:spacing w:before="0" w:beforeAutospacing="0" w:lineRule="auto"/>
+        <w:ind w:left="720" w:hanging="360"/>
+        <w:rPr>
+          <w:rFonts w:ascii="Source Sans Pro" w:cs="Source Sans Pro" w:eastAsia="Source Sans Pro" w:hAnsi="Source Sans Pro"/>
+          <w:sz w:val="24"/>
+          <w:szCs w:val="24"/>
+        </w:rPr>
+      </w:pPr>
+      <w:r>
+        <w:rPr>
+          <w:rFonts w:ascii="Roboto" w:cs="Roboto" w:eastAsia="Roboto" w:hAnsi="Roboto"/>
+          <w:color w:val="222222"/>
+          <w:sz w:val="24"/>
+          <w:szCs w:val="24"/>
+          <w:highlight w:val="white"/>
+          <w:rtl w:val="0"/>
+        </w:rPr>
+        <w:t xml:space="preserve">Pool must be heated for the entirety of your stay.</w:t>
+      </w:r>
+    </w:p>
+    <w:p>
+      <w:pPr>
+        <w:rPr/>
+      </w:pPr>
+      <w:r>
+        <w:rPr>
+          <w:rtl w:val="0"/>
+        </w:rPr>
       </w:r>
     </w:p>
     <w:p>
@@ -1312,7 +1250,7 @@
       <w:pPr>
         <w:numPr>
           <w:ilvl w:val="0"/>
-          <w:numId w:val="16"/>
+          <w:numId w:val="15"/>
         </w:numPr>
         <w:spacing w:after="0" w:afterAutospacing="0" w:before="30" w:lineRule="auto"/>
         <w:ind w:left="720" w:hanging="360"/>
@@ -1337,7 +1275,7 @@
       <w:pPr>
         <w:numPr>
           <w:ilvl w:val="0"/>
-          <w:numId w:val="16"/>
+          <w:numId w:val="15"/>
         </w:numPr>
         <w:spacing w:after="0" w:afterAutospacing="0" w:before="0" w:beforeAutospacing="0" w:lineRule="auto"/>
         <w:ind w:left="720" w:hanging="360"/>
@@ -1362,7 +1300,7 @@
       <w:pPr>
         <w:numPr>
           <w:ilvl w:val="0"/>
-          <w:numId w:val="16"/>
+          <w:numId w:val="15"/>
         </w:numPr>
         <w:spacing w:after="0" w:afterAutospacing="0" w:before="0" w:beforeAutospacing="0" w:lineRule="auto"/>
         <w:ind w:left="720" w:hanging="360"/>
@@ -1396,7 +1334,7 @@
       <w:pPr>
         <w:numPr>
           <w:ilvl w:val="0"/>
-          <w:numId w:val="16"/>
+          <w:numId w:val="15"/>
         </w:numPr>
         <w:spacing w:after="0" w:afterAutospacing="0" w:before="0" w:beforeAutospacing="0" w:lineRule="auto"/>
         <w:ind w:left="720" w:hanging="360"/>
@@ -1430,7 +1368,7 @@
       <w:pPr>
         <w:numPr>
           <w:ilvl w:val="0"/>
-          <w:numId w:val="16"/>
+          <w:numId w:val="15"/>
         </w:numPr>
         <w:spacing w:after="0" w:afterAutospacing="0" w:before="0" w:beforeAutospacing="0" w:lineRule="auto"/>
         <w:ind w:left="720" w:hanging="360"/>
@@ -1455,7 +1393,7 @@
       <w:pPr>
         <w:numPr>
           <w:ilvl w:val="0"/>
-          <w:numId w:val="16"/>
+          <w:numId w:val="15"/>
         </w:numPr>
         <w:spacing w:after="30" w:before="0" w:beforeAutospacing="0" w:lineRule="auto"/>
         <w:ind w:left="720" w:hanging="360"/>
@@ -1473,7 +1411,7 @@
           <w:szCs w:val="20"/>
           <w:rtl w:val="0"/>
         </w:rPr>
-        <w:t xml:space="preserve">(We receive a weekly email with photos and notes)</w:t>
+        <w:t xml:space="preserve">(We receive a weekly email with photos and notes, and this is forwarded to the team)</w:t>
       </w:r>
       <w:r>
         <w:rPr>
@@ -1572,8 +1510,8 @@
         <w:spacing w:after="80" w:lineRule="auto"/>
         <w:rPr/>
       </w:pPr>
-      <w:bookmarkStart w:colFirst="0" w:colLast="0" w:name="_tffb82wzgnnb" w:id="6"/>
-      <w:bookmarkEnd w:id="6"/>
+      <w:bookmarkStart w:colFirst="0" w:colLast="0" w:name="_tffb82wzgnnb" w:id="5"/>
+      <w:bookmarkEnd w:id="5"/>
       <w:r>
         <w:rPr>
           <w:rtl w:val="0"/>
@@ -1593,8 +1531,8 @@
           <w:szCs w:val="20"/>
         </w:rPr>
       </w:pPr>
-      <w:bookmarkStart w:colFirst="0" w:colLast="0" w:name="_ounlvi6cjwr6" w:id="7"/>
-      <w:bookmarkEnd w:id="7"/>
+      <w:bookmarkStart w:colFirst="0" w:colLast="0" w:name="_ounlvi6cjwr6" w:id="6"/>
+      <w:bookmarkEnd w:id="6"/>
       <w:r>
         <w:rPr>
           <w:rtl w:val="0"/>
@@ -1672,7 +1610,6 @@
       <w:r>
         <w:rPr>
           <w:rFonts w:ascii="Roboto" w:cs="Roboto" w:eastAsia="Roboto" w:hAnsi="Roboto"/>
-          <w:b w:val="1"/>
           <w:sz w:val="20"/>
           <w:szCs w:val="20"/>
           <w:rtl w:val="0"/>
@@ -1763,8 +1700,8 @@
         <w:spacing w:after="80" w:lineRule="auto"/>
         <w:rPr/>
       </w:pPr>
-      <w:bookmarkStart w:colFirst="0" w:colLast="0" w:name="_ktacufr28mb9" w:id="8"/>
-      <w:bookmarkEnd w:id="8"/>
+      <w:bookmarkStart w:colFirst="0" w:colLast="0" w:name="_ktacufr28mb9" w:id="7"/>
+      <w:bookmarkEnd w:id="7"/>
       <w:r>
         <w:rPr>
           <w:rtl w:val="0"/>
@@ -1788,8 +1725,8 @@
           <w:color w:val="000000"/>
         </w:rPr>
       </w:pPr>
-      <w:bookmarkStart w:colFirst="0" w:colLast="0" w:name="_3w87iifq4mgx" w:id="9"/>
-      <w:bookmarkEnd w:id="9"/>
+      <w:bookmarkStart w:colFirst="0" w:colLast="0" w:name="_3w87iifq4mgx" w:id="8"/>
+      <w:bookmarkEnd w:id="8"/>
       <w:r>
         <w:rPr>
           <w:rtl w:val="0"/>
@@ -1890,6 +1827,104 @@
     </w:p>
     <w:p>
       <w:pPr>
+        <w:pStyle w:val="Heading3"/>
+        <w:shd w:fill="ffffff" w:val="clear"/>
+        <w:spacing w:after="240" w:before="240" w:lineRule="auto"/>
+        <w:rPr/>
+      </w:pPr>
+      <w:bookmarkStart w:colFirst="0" w:colLast="0" w:name="_9gu4v92na40b" w:id="9"/>
+      <w:bookmarkEnd w:id="9"/>
+      <w:r>
+        <w:rPr>
+          <w:rtl w:val="0"/>
+        </w:rPr>
+        <w:t xml:space="preserve">Private Chefs:</w:t>
+      </w:r>
+    </w:p>
+    <w:p>
+      <w:pPr>
+        <w:numPr>
+          <w:ilvl w:val="0"/>
+          <w:numId w:val="16"/>
+        </w:numPr>
+        <w:ind w:left="720" w:hanging="360"/>
+        <w:rPr>
+          <w:u w:val="none"/>
+        </w:rPr>
+      </w:pPr>
+      <w:r>
+        <w:rPr>
+          <w:rtl w:val="0"/>
+        </w:rPr>
+        <w:t xml:space="preserve">Debbie J. Edler: </w:t>
+      </w:r>
+      <w:hyperlink r:id="rId16">
+        <w:r>
+          <w:rPr>
+            <w:color w:val="1155cc"/>
+            <w:u w:val="single"/>
+            <w:rtl w:val="0"/>
+          </w:rPr>
+          <w:t xml:space="preserve">Home | Debbie J. Elder</w:t>
+        </w:r>
+      </w:hyperlink>
+      <w:r>
+        <w:rPr>
+          <w:rtl w:val="0"/>
+        </w:rPr>
+      </w:r>
+    </w:p>
+    <w:p>
+      <w:pPr>
+        <w:numPr>
+          <w:ilvl w:val="0"/>
+          <w:numId w:val="16"/>
+        </w:numPr>
+        <w:ind w:left="720" w:hanging="360"/>
+        <w:rPr>
+          <w:u w:val="none"/>
+        </w:rPr>
+      </w:pPr>
+      <w:r>
+        <w:rPr>
+          <w:rtl w:val="0"/>
+        </w:rPr>
+        <w:t xml:space="preserve">Jane Olivia: </w:t>
+      </w:r>
+      <w:hyperlink r:id="rId17">
+        <w:r>
+          <w:rPr>
+            <w:color w:val="1155cc"/>
+            <w:u w:val="single"/>
+            <w:rtl w:val="0"/>
+          </w:rPr>
+          <w:t xml:space="preserve">Jane Olivia</w:t>
+        </w:r>
+      </w:hyperlink>
+      <w:r>
+        <w:rPr>
+          <w:rtl w:val="0"/>
+        </w:rPr>
+      </w:r>
+    </w:p>
+    <w:p>
+      <w:pPr>
+        <w:rPr/>
+      </w:pPr>
+      <w:r>
+        <w:rPr>
+          <w:rtl w:val="0"/>
+        </w:rPr>
+        <w:t xml:space="preserve"> (Both have been used and are awesome) </w:t>
+      </w:r>
+      <w:r>
+        <w:rPr>
+          <w:rtl w:val="0"/>
+        </w:rPr>
+      </w:r>
+    </w:p>
+    <w:p>
+      <w:pPr>
         <w:spacing w:after="240" w:before="240" w:lineRule="auto"/>
         <w:rPr>
           <w:color w:val="434343"/>
@@ -2209,31 +2244,46 @@
         </w:rPr>
         <w:t xml:space="preserve">.</w:t>
       </w:r>
-      <w:r>
-        <w:rPr>
-          <w:rtl w:val="0"/>
-        </w:rPr>
-      </w:r>
-    </w:p>
-    <w:p>
-      <w:pPr>
+    </w:p>
+    <w:p>
+      <w:pPr>
+        <w:spacing w:after="240" w:before="240" w:lineRule="auto"/>
+        <w:ind w:left="0" w:firstLine="0"/>
         <w:rPr/>
       </w:pPr>
       <w:r>
         <w:rPr>
           <w:rtl w:val="0"/>
         </w:rPr>
+        <w:t xml:space="preserve">Outside light switch is on the wall by back sliding Glass doors. Hanging lights will come on at sun down they are solar-powered.</w:t>
+      </w:r>
+    </w:p>
+    <w:p>
+      <w:pPr>
+        <w:rPr/>
+      </w:pPr>
+      <w:r>
+        <w:rPr>
+          <w:rtl w:val="0"/>
+        </w:rPr>
       </w:r>
     </w:p>
     <w:p>
       <w:pPr>
         <w:pStyle w:val="Heading3"/>
-        <w:rPr/>
+        <w:rPr>
+          <w:color w:val="000000"/>
+          <w:sz w:val="40"/>
+          <w:szCs w:val="40"/>
+        </w:rPr>
       </w:pPr>
       <w:bookmarkStart w:colFirst="0" w:colLast="0" w:name="_g6g96jpxsppc" w:id="10"/>
       <w:bookmarkEnd w:id="10"/>
       <w:r>
         <w:rPr>
+          <w:color w:val="000000"/>
+          <w:sz w:val="40"/>
+          <w:szCs w:val="40"/>
           <w:rtl w:val="0"/>
         </w:rPr>
         <w:t xml:space="preserve">Trash &amp; Recycling: </w:t>
@@ -2329,7 +2379,25 @@
           <w:szCs w:val="24"/>
           <w:rtl w:val="0"/>
         </w:rPr>
-        <w:t xml:space="preserve">*Auto message is scheduled in Hospitable to send to guests ______ night to take out the trash</w:t>
+        <w:t xml:space="preserve">We have CanMonkey so they are responsible for taking out the trash and bringing back the bins every Monday. If this isn’t happening, we need to follow up with CanMonkey: </w:t>
+      </w:r>
+      <w:hyperlink r:id="rId18">
+        <w:r>
+          <w:rPr>
+            <w:rFonts w:ascii="Source Sans Pro" w:cs="Source Sans Pro" w:eastAsia="Source Sans Pro" w:hAnsi="Source Sans Pro"/>
+            <w:color w:val="1155cc"/>
+            <w:sz w:val="24"/>
+            <w:szCs w:val="24"/>
+            <w:u w:val="single"/>
+            <w:rtl w:val="0"/>
+          </w:rPr>
+          <w:t xml:space="preserve">https://www.canmonkey.com/</w:t>
+        </w:r>
+      </w:hyperlink>
+      <w:r>
+        <w:rPr>
+          <w:rtl w:val="0"/>
+        </w:rPr>
       </w:r>
     </w:p>
     <w:p>
@@ -2352,16 +2420,34 @@
     <w:p>
       <w:pPr>
         <w:pStyle w:val="Heading3"/>
-        <w:keepNext w:val="0"/>
-        <w:keepLines w:val="0"/>
-        <w:shd w:fill="ffffff" w:val="clear"/>
-        <w:spacing w:after="80" w:lineRule="auto"/>
-        <w:rPr/>
-      </w:pPr>
-      <w:bookmarkStart w:colFirst="0" w:colLast="0" w:name="_8k98z6naz0kd" w:id="12"/>
+        <w:keepNext w:val="1"/>
+        <w:keepLines w:val="1"/>
+        <w:pageBreakBefore w:val="0"/>
+        <w:widowControl w:val="1"/>
+        <w:pBdr>
+          <w:top w:space="0" w:sz="0" w:val="nil"/>
+          <w:left w:space="0" w:sz="0" w:val="nil"/>
+          <w:bottom w:space="0" w:sz="0" w:val="nil"/>
+          <w:right w:space="0" w:sz="0" w:val="nil"/>
+          <w:between w:space="0" w:sz="0" w:val="nil"/>
+        </w:pBdr>
+        <w:shd w:fill="auto" w:val="clear"/>
+        <w:spacing w:after="80" w:before="320" w:line="276" w:lineRule="auto"/>
+        <w:ind w:left="0" w:right="0" w:firstLine="0"/>
+        <w:jc w:val="left"/>
+        <w:rPr>
+          <w:color w:val="000000"/>
+          <w:sz w:val="40"/>
+          <w:szCs w:val="40"/>
+        </w:rPr>
+      </w:pPr>
+      <w:bookmarkStart w:colFirst="0" w:colLast="0" w:name="_d8jiiheake4k" w:id="12"/>
       <w:bookmarkEnd w:id="12"/>
       <w:r>
         <w:rPr>
+          <w:color w:val="000000"/>
+          <w:sz w:val="40"/>
+          <w:szCs w:val="40"/>
           <w:rtl w:val="0"/>
         </w:rPr>
         <w:t xml:space="preserve">AC Filter Size &amp; change frequency:</w:t>
@@ -2383,7 +2469,7 @@
           <w:szCs w:val="20"/>
           <w:rtl w:val="0"/>
         </w:rPr>
-        <w:t xml:space="preserve">Air filter size:</w:t>
+        <w:t xml:space="preserve">Air filter size: (2 Sizes)</w:t>
       </w:r>
     </w:p>
     <w:p>
@@ -2403,10 +2489,197 @@
         </w:rPr>
         <w:t xml:space="preserve">14x30x1 </w:t>
       </w:r>
-      <w:r>
-        <w:rPr>
-          <w:rtl w:val="0"/>
-        </w:rPr>
+    </w:p>
+    <w:p>
+      <w:pPr>
+        <w:numPr>
+          <w:ilvl w:val="0"/>
+          <w:numId w:val="5"/>
+        </w:numPr>
+        <w:ind w:left="720" w:hanging="360"/>
+        <w:rPr>
+          <w:rFonts w:ascii="Roboto" w:cs="Roboto" w:eastAsia="Roboto" w:hAnsi="Roboto"/>
+          <w:sz w:val="20"/>
+          <w:szCs w:val="20"/>
+          <w:u w:val="none"/>
+        </w:rPr>
+      </w:pPr>
+      <w:r>
+        <w:rPr>
+          <w:rFonts w:ascii="Roboto" w:cs="Roboto" w:eastAsia="Roboto" w:hAnsi="Roboto"/>
+          <w:sz w:val="20"/>
+          <w:szCs w:val="20"/>
+          <w:rtl w:val="0"/>
+        </w:rPr>
+        <w:t xml:space="preserve">20x30x1</w:t>
+      </w:r>
+      <w:r>
+        <w:rPr>
+          <w:rtl w:val="0"/>
+        </w:rPr>
+      </w:r>
+    </w:p>
+    <w:p>
+      <w:pPr>
+        <w:pStyle w:val="Heading3"/>
+        <w:keepNext w:val="1"/>
+        <w:keepLines w:val="1"/>
+        <w:pageBreakBefore w:val="0"/>
+        <w:widowControl w:val="1"/>
+        <w:pBdr>
+          <w:top w:space="0" w:sz="0" w:val="nil"/>
+          <w:left w:space="0" w:sz="0" w:val="nil"/>
+          <w:bottom w:space="0" w:sz="0" w:val="nil"/>
+          <w:right w:space="0" w:sz="0" w:val="nil"/>
+          <w:between w:space="0" w:sz="0" w:val="nil"/>
+        </w:pBdr>
+        <w:shd w:fill="auto" w:val="clear"/>
+        <w:spacing w:after="80" w:before="320" w:line="276" w:lineRule="auto"/>
+        <w:ind w:left="0" w:right="0" w:firstLine="0"/>
+        <w:jc w:val="left"/>
+        <w:rPr>
+          <w:color w:val="000000"/>
+          <w:sz w:val="40"/>
+          <w:szCs w:val="40"/>
+        </w:rPr>
+      </w:pPr>
+      <w:bookmarkStart w:colFirst="0" w:colLast="0" w:name="_by18sdsunjpn" w:id="13"/>
+      <w:bookmarkEnd w:id="13"/>
+      <w:r>
+        <w:rPr>
+          <w:color w:val="000000"/>
+          <w:sz w:val="40"/>
+          <w:szCs w:val="40"/>
+          <w:rtl w:val="0"/>
+        </w:rPr>
+        <w:t xml:space="preserve">Breaker Box: </w:t>
+      </w:r>
+    </w:p>
+    <w:p>
+      <w:pPr>
+        <w:numPr>
+          <w:ilvl w:val="0"/>
+          <w:numId w:val="4"/>
+        </w:numPr>
+        <w:ind w:left="720" w:hanging="360"/>
+        <w:rPr>
+          <w:u w:val="none"/>
+        </w:rPr>
+      </w:pPr>
+      <w:r>
+        <w:rPr>
+          <w:rtl w:val="0"/>
+        </w:rPr>
+        <w:t xml:space="preserve">Breaker box is located on the left side of the backyard where the pool pump is.</w:t>
+      </w:r>
+    </w:p>
+    <w:p>
+      <w:pPr>
+        <w:rPr/>
+      </w:pPr>
+      <w:r>
+        <w:rPr/>
+        <w:drawing>
+          <wp:inline distB="114300" distT="114300" distL="114300" distR="114300">
+            <wp:extent cx="2305202" cy="3078083"/>
+            <wp:effectExtent b="0" l="0" r="0" t="0"/>
+            <wp:docPr id="1" name="image1.jpg"/>
+            <a:graphic>
+              <a:graphicData uri="http://schemas.openxmlformats.org/drawingml/2006/picture">
+                <pic:pic>
+                  <pic:nvPicPr>
+                    <pic:cNvPr id="0" name="image1.jpg"/>
+                    <pic:cNvPicPr preferRelativeResize="0"/>
+                  </pic:nvPicPr>
+                  <pic:blipFill>
+                    <a:blip r:embed="rId19"/>
+                    <a:srcRect b="0" l="0" r="0" t="0"/>
+                    <a:stretch>
+                      <a:fillRect/>
+                    </a:stretch>
+                  </pic:blipFill>
+                  <pic:spPr>
+                    <a:xfrm>
+                      <a:off x="0" y="0"/>
+                      <a:ext cx="2305202" cy="3078083"/>
+                    </a:xfrm>
+                    <a:prstGeom prst="rect"/>
+                    <a:ln/>
+                  </pic:spPr>
+                </pic:pic>
+              </a:graphicData>
+            </a:graphic>
+          </wp:inline>
+        </w:drawing>
+      </w:r>
+      <w:r>
+        <w:rPr>
+          <w:rtl w:val="0"/>
+        </w:rPr>
+      </w:r>
+    </w:p>
+    <w:p>
+      <w:pPr>
+        <w:rPr/>
+      </w:pPr>
+      <w:r>
+        <w:rPr>
+          <w:rtl w:val="0"/>
+        </w:rPr>
+      </w:r>
+    </w:p>
+    <w:p>
+      <w:pPr>
+        <w:pStyle w:val="Heading3"/>
+        <w:keepNext w:val="1"/>
+        <w:keepLines w:val="1"/>
+        <w:pageBreakBefore w:val="0"/>
+        <w:widowControl w:val="1"/>
+        <w:pBdr>
+          <w:top w:space="0" w:sz="0" w:val="nil"/>
+          <w:left w:space="0" w:sz="0" w:val="nil"/>
+          <w:bottom w:space="0" w:sz="0" w:val="nil"/>
+          <w:right w:space="0" w:sz="0" w:val="nil"/>
+          <w:between w:space="0" w:sz="0" w:val="nil"/>
+        </w:pBdr>
+        <w:shd w:fill="auto" w:val="clear"/>
+        <w:spacing w:after="80" w:before="320" w:line="276" w:lineRule="auto"/>
+        <w:ind w:left="0" w:right="0" w:firstLine="0"/>
+        <w:jc w:val="left"/>
+        <w:rPr>
+          <w:color w:val="000000"/>
+          <w:sz w:val="40"/>
+          <w:szCs w:val="40"/>
+        </w:rPr>
+      </w:pPr>
+      <w:bookmarkStart w:colFirst="0" w:colLast="0" w:name="_l3d6v93xn2fm" w:id="14"/>
+      <w:bookmarkEnd w:id="14"/>
+      <w:r>
+        <w:rPr>
+          <w:color w:val="000000"/>
+          <w:sz w:val="40"/>
+          <w:szCs w:val="40"/>
+          <w:rtl w:val="0"/>
+        </w:rPr>
+        <w:t xml:space="preserve">Mail:</w:t>
+      </w:r>
+    </w:p>
+    <w:p>
+      <w:pPr>
+        <w:numPr>
+          <w:ilvl w:val="0"/>
+          <w:numId w:val="3"/>
+        </w:numPr>
+        <w:ind w:left="720" w:hanging="360"/>
+        <w:rPr>
+          <w:u w:val="none"/>
+        </w:rPr>
+      </w:pPr>
+      <w:r>
+        <w:rPr>
+          <w:rtl w:val="0"/>
+        </w:rPr>
+        <w:t xml:space="preserve">Mail and packages should be able to be delivered to the house. The mailbox is out front and unlocked.</w:t>
       </w:r>
     </w:p>
     <w:p>
@@ -2418,32 +2691,8 @@
         <w:spacing w:after="80" w:lineRule="auto"/>
         <w:rPr/>
       </w:pPr>
-      <w:bookmarkStart w:colFirst="0" w:colLast="0" w:name="_695qoukifaj2" w:id="13"/>
-      <w:bookmarkEnd w:id="13"/>
-      <w:r>
-        <w:rPr>
-          <w:rtl w:val="0"/>
-        </w:rPr>
-        <w:t xml:space="preserve">Breaker Box: </w:t>
-      </w:r>
-    </w:p>
-    <w:p>
-      <w:pPr>
-        <w:numPr>
-          <w:ilvl w:val="0"/>
-          <w:numId w:val="4"/>
-        </w:numPr>
-        <w:ind w:left="720" w:hanging="360"/>
-        <w:rPr>
-          <w:u w:val="none"/>
-        </w:rPr>
-      </w:pPr>
-      <w:r>
-        <w:rPr>
-          <w:rtl w:val="0"/>
-        </w:rPr>
-        <w:t xml:space="preserve">Breaker box is located ________</w:t>
-      </w:r>
+      <w:bookmarkStart w:colFirst="0" w:colLast="0" w:name="_okh16mixju0w" w:id="15"/>
+      <w:bookmarkEnd w:id="15"/>
       <w:r>
         <w:rPr>
           <w:rtl w:val="0"/>
@@ -2459,31 +2708,12 @@
         <w:spacing w:after="80" w:lineRule="auto"/>
         <w:rPr/>
       </w:pPr>
-      <w:bookmarkStart w:colFirst="0" w:colLast="0" w:name="_kg6wb2m4a8es" w:id="14"/>
-      <w:bookmarkEnd w:id="14"/>
-      <w:r>
-        <w:rPr>
-          <w:rtl w:val="0"/>
-        </w:rPr>
-        <w:t xml:space="preserve">Mail:</w:t>
-      </w:r>
-    </w:p>
-    <w:p>
-      <w:pPr>
-        <w:numPr>
-          <w:ilvl w:val="0"/>
-          <w:numId w:val="3"/>
-        </w:numPr>
-        <w:ind w:left="720" w:hanging="360"/>
-        <w:rPr>
-          <w:u w:val="none"/>
-        </w:rPr>
-      </w:pPr>
-      <w:r>
-        <w:rPr>
-          <w:rtl w:val="0"/>
-        </w:rPr>
-        <w:t xml:space="preserve">Mail and packages should be able to be delivered to the house. The mailbox is out front and unlocked.</w:t>
+      <w:bookmarkStart w:colFirst="0" w:colLast="0" w:name="_7vlsj8juuxpf" w:id="16"/>
+      <w:bookmarkEnd w:id="16"/>
+      <w:r>
+        <w:rPr>
+          <w:rtl w:val="0"/>
+        </w:rPr>
       </w:r>
     </w:p>
     <w:p>
@@ -2493,29 +2723,19 @@
         <w:keepLines w:val="0"/>
         <w:shd w:fill="ffffff" w:val="clear"/>
         <w:spacing w:after="80" w:lineRule="auto"/>
-        <w:rPr/>
-      </w:pPr>
-      <w:bookmarkStart w:colFirst="0" w:colLast="0" w:name="_okh16mixju0w" w:id="15"/>
-      <w:bookmarkEnd w:id="15"/>
-      <w:r>
-        <w:rPr>
-          <w:rtl w:val="0"/>
-        </w:rPr>
-      </w:r>
-    </w:p>
-    <w:p>
-      <w:pPr>
-        <w:pStyle w:val="Heading3"/>
-        <w:keepNext w:val="0"/>
-        <w:keepLines w:val="0"/>
-        <w:shd w:fill="ffffff" w:val="clear"/>
-        <w:spacing w:after="80" w:lineRule="auto"/>
-        <w:rPr/>
-      </w:pPr>
-      <w:bookmarkStart w:colFirst="0" w:colLast="0" w:name="_yyx25zg3laxg" w:id="16"/>
-      <w:bookmarkEnd w:id="16"/>
-      <w:r>
-        <w:rPr>
+        <w:rPr>
+          <w:color w:val="000000"/>
+          <w:sz w:val="40"/>
+          <w:szCs w:val="40"/>
+        </w:rPr>
+      </w:pPr>
+      <w:bookmarkStart w:colFirst="0" w:colLast="0" w:name="_yyx25zg3laxg" w:id="17"/>
+      <w:bookmarkEnd w:id="17"/>
+      <w:r>
+        <w:rPr>
+          <w:color w:val="000000"/>
+          <w:sz w:val="40"/>
+          <w:szCs w:val="40"/>
           <w:rtl w:val="0"/>
         </w:rPr>
         <w:t xml:space="preserve">Commonly asked about amenities: </w:t>
@@ -2590,7 +2810,7 @@
           <w:highlight w:val="white"/>
           <w:rtl w:val="0"/>
         </w:rPr>
-        <w:t xml:space="preserve">Pool heating is FREE!</w:t>
+        <w:t xml:space="preserve">The pool can be heated for an extra fee of $50/night.</w:t>
       </w:r>
     </w:p>
     <w:p>
@@ -2624,7 +2844,7 @@
           <w:highlight w:val="white"/>
           <w:rtl w:val="0"/>
         </w:rPr>
-        <w:t xml:space="preserve">We have an electric pool heater. It is turned on from the months of October-April.</w:t>
+        <w:t xml:space="preserve">We recommend heating the pool October-May. The rest of the year is plenty warm for swimming.</w:t>
       </w:r>
     </w:p>
     <w:p>
@@ -2658,7 +2878,7 @@
           <w:highlight w:val="white"/>
           <w:rtl w:val="0"/>
         </w:rPr>
-        <w:t xml:space="preserve">Please be advised that when temps drop below 50 degrees the heater cannot heat to a comfortable temperature.</w:t>
+        <w:t xml:space="preserve">We require at least a 3-day notice before your arrival if you'd like the pool heated.</w:t>
       </w:r>
     </w:p>
     <w:p>
@@ -2681,7 +2901,6 @@
           <w:rFonts w:ascii="Source Sans Pro" w:cs="Source Sans Pro" w:eastAsia="Source Sans Pro" w:hAnsi="Source Sans Pro"/>
           <w:sz w:val="24"/>
           <w:szCs w:val="24"/>
-          <w:u w:val="none"/>
         </w:rPr>
       </w:pPr>
       <w:r>
@@ -2693,12 +2912,7 @@
           <w:highlight w:val="white"/>
           <w:rtl w:val="0"/>
         </w:rPr>
-        <w:t xml:space="preserve">We are unable to provide any refund if low temperatures prevent the pool from heating to the desired temperature.</w:t>
-      </w:r>
-      <w:r>
-        <w:rPr>
-          <w:rtl w:val="0"/>
-        </w:rPr>
+        <w:t xml:space="preserve">Pool must be heated for the entirety of your stay.</w:t>
       </w:r>
     </w:p>
     <w:p>
@@ -3003,7 +3217,7 @@
           <w:szCs w:val="24"/>
           <w:rtl w:val="0"/>
         </w:rPr>
-        <w:t xml:space="preserve">Yes, we have 1 pack n pllay</w:t>
+        <w:t xml:space="preserve">Yes, we have 1 pack n play</w:t>
       </w:r>
     </w:p>
     <w:p>
@@ -3145,13 +3359,13 @@
           <w:szCs w:val="24"/>
           <w:rtl w:val="0"/>
         </w:rPr>
-        <w:t xml:space="preserve">We provide Keurig pods</w:t>
-      </w:r>
-    </w:p>
-    <w:p>
-      <w:pPr>
-        <w:numPr>
-          <w:ilvl w:val="0"/>
+        <w:t xml:space="preserve">WOLF espresso machine</w:t>
+      </w:r>
+    </w:p>
+    <w:p>
+      <w:pPr>
+        <w:numPr>
+          <w:ilvl w:val="1"/>
           <w:numId w:val="7"/>
         </w:numPr>
         <w:pBdr>
@@ -3163,29 +3377,28 @@
         </w:pBdr>
         <w:shd w:fill="ffffff" w:val="clear"/>
         <w:spacing w:after="0" w:afterAutospacing="0" w:before="0" w:beforeAutospacing="0" w:lineRule="auto"/>
-        <w:ind w:left="720" w:hanging="360"/>
+        <w:ind w:left="1440" w:hanging="360"/>
         <w:rPr>
           <w:rFonts w:ascii="Source Sans Pro" w:cs="Source Sans Pro" w:eastAsia="Source Sans Pro" w:hAnsi="Source Sans Pro"/>
-          <w:b w:val="1"/>
-          <w:sz w:val="24"/>
-          <w:szCs w:val="24"/>
+          <w:sz w:val="24"/>
+          <w:szCs w:val="24"/>
+          <w:u w:val="none"/>
         </w:rPr>
       </w:pPr>
       <w:r>
         <w:rPr>
           <w:rFonts w:ascii="Source Sans Pro" w:cs="Source Sans Pro" w:eastAsia="Source Sans Pro" w:hAnsi="Source Sans Pro"/>
-          <w:b w:val="1"/>
-          <w:sz w:val="24"/>
-          <w:szCs w:val="24"/>
-          <w:rtl w:val="0"/>
-        </w:rPr>
-        <w:t xml:space="preserve">TV: </w:t>
-      </w:r>
-    </w:p>
-    <w:p>
-      <w:pPr>
-        <w:numPr>
-          <w:ilvl w:val="1"/>
+          <w:sz w:val="24"/>
+          <w:szCs w:val="24"/>
+          <w:rtl w:val="0"/>
+        </w:rPr>
+        <w:t xml:space="preserve">We provide Keurig pods/ sugars/ creamers/ tea</w:t>
+      </w:r>
+    </w:p>
+    <w:p>
+      <w:pPr>
+        <w:numPr>
+          <w:ilvl w:val="0"/>
           <w:numId w:val="7"/>
         </w:numPr>
         <w:pBdr>
@@ -3196,8 +3409,8 @@
           <w:between w:color="e3e3e3" w:space="0" w:sz="0" w:val="none"/>
         </w:pBdr>
         <w:shd w:fill="ffffff" w:val="clear"/>
-        <w:spacing w:before="0" w:beforeAutospacing="0" w:lineRule="auto"/>
-        <w:ind w:left="1440" w:hanging="360"/>
+        <w:spacing w:after="0" w:afterAutospacing="0" w:before="0" w:beforeAutospacing="0" w:lineRule="auto"/>
+        <w:ind w:left="720" w:hanging="360"/>
         <w:rPr>
           <w:rFonts w:ascii="Source Sans Pro" w:cs="Source Sans Pro" w:eastAsia="Source Sans Pro" w:hAnsi="Source Sans Pro"/>
           <w:b w:val="1"/>
@@ -3208,15 +3421,20 @@
       <w:r>
         <w:rPr>
           <w:rFonts w:ascii="Source Sans Pro" w:cs="Source Sans Pro" w:eastAsia="Source Sans Pro" w:hAnsi="Source Sans Pro"/>
-          <w:sz w:val="24"/>
-          <w:szCs w:val="24"/>
-          <w:rtl w:val="0"/>
-        </w:rPr>
-        <w:t xml:space="preserve">Smart TV? What apps?</w:t>
-      </w:r>
-    </w:p>
-    <w:p>
-      <w:pPr>
+          <w:b w:val="1"/>
+          <w:sz w:val="24"/>
+          <w:szCs w:val="24"/>
+          <w:rtl w:val="0"/>
+        </w:rPr>
+        <w:t xml:space="preserve">TV: </w:t>
+      </w:r>
+    </w:p>
+    <w:p>
+      <w:pPr>
+        <w:numPr>
+          <w:ilvl w:val="1"/>
+          <w:numId w:val="7"/>
+        </w:numPr>
         <w:pBdr>
           <w:top w:color="e3e3e3" w:space="0" w:sz="0" w:val="none"/>
           <w:left w:color="e3e3e3" w:space="0" w:sz="0" w:val="none"/>
@@ -3225,17 +3443,23 @@
           <w:between w:color="e3e3e3" w:space="0" w:sz="0" w:val="none"/>
         </w:pBdr>
         <w:shd w:fill="ffffff" w:val="clear"/>
-        <w:spacing w:before="300" w:lineRule="auto"/>
+        <w:spacing w:before="0" w:beforeAutospacing="0" w:lineRule="auto"/>
+        <w:ind w:left="1440" w:hanging="360"/>
         <w:rPr>
           <w:rFonts w:ascii="Source Sans Pro" w:cs="Source Sans Pro" w:eastAsia="Source Sans Pro" w:hAnsi="Source Sans Pro"/>
-          <w:sz w:val="24"/>
-          <w:szCs w:val="24"/>
-        </w:rPr>
-      </w:pPr>
-      <w:r>
-        <w:rPr>
-          <w:rtl w:val="0"/>
-        </w:rPr>
+          <w:b w:val="1"/>
+          <w:sz w:val="24"/>
+          <w:szCs w:val="24"/>
+        </w:rPr>
+      </w:pPr>
+      <w:r>
+        <w:rPr>
+          <w:rFonts w:ascii="Source Sans Pro" w:cs="Source Sans Pro" w:eastAsia="Source Sans Pro" w:hAnsi="Source Sans Pro"/>
+          <w:sz w:val="24"/>
+          <w:szCs w:val="24"/>
+          <w:rtl w:val="0"/>
+        </w:rPr>
+        <w:t xml:space="preserve">Google TV</w:t>
       </w:r>
     </w:p>
     <w:p>
@@ -3245,12 +3469,40 @@
         <w:keepLines w:val="0"/>
         <w:shd w:fill="ffffff" w:val="clear"/>
         <w:spacing w:after="80" w:lineRule="auto"/>
-        <w:rPr/>
-      </w:pPr>
-      <w:bookmarkStart w:colFirst="0" w:colLast="0" w:name="_u7z6t1ihtjbr" w:id="17"/>
-      <w:bookmarkEnd w:id="17"/>
-      <w:r>
-        <w:rPr>
+        <w:rPr>
+          <w:color w:val="000000"/>
+          <w:sz w:val="40"/>
+          <w:szCs w:val="40"/>
+        </w:rPr>
+      </w:pPr>
+      <w:bookmarkStart w:colFirst="0" w:colLast="0" w:name="_phpm59rc8k9k" w:id="18"/>
+      <w:bookmarkEnd w:id="18"/>
+      <w:r>
+        <w:rPr>
+          <w:rtl w:val="0"/>
+        </w:rPr>
+      </w:r>
+    </w:p>
+    <w:p>
+      <w:pPr>
+        <w:pStyle w:val="Heading3"/>
+        <w:keepNext w:val="0"/>
+        <w:keepLines w:val="0"/>
+        <w:shd w:fill="ffffff" w:val="clear"/>
+        <w:spacing w:after="80" w:lineRule="auto"/>
+        <w:rPr>
+          <w:color w:val="000000"/>
+          <w:sz w:val="40"/>
+          <w:szCs w:val="40"/>
+        </w:rPr>
+      </w:pPr>
+      <w:bookmarkStart w:colFirst="0" w:colLast="0" w:name="_u7z6t1ihtjbr" w:id="19"/>
+      <w:bookmarkEnd w:id="19"/>
+      <w:r>
+        <w:rPr>
+          <w:color w:val="000000"/>
+          <w:sz w:val="40"/>
+          <w:szCs w:val="40"/>
           <w:rtl w:val="0"/>
         </w:rPr>
         <w:t xml:space="preserve">Pet Policy: </w:t>
@@ -3316,8 +3568,8 @@
         <w:spacing w:after="80" w:lineRule="auto"/>
         <w:rPr/>
       </w:pPr>
-      <w:bookmarkStart w:colFirst="0" w:colLast="0" w:name="_jjhsbi8e5kcr" w:id="18"/>
-      <w:bookmarkEnd w:id="18"/>
+      <w:bookmarkStart w:colFirst="0" w:colLast="0" w:name="_jjhsbi8e5kcr" w:id="20"/>
+      <w:bookmarkEnd w:id="20"/>
       <w:r>
         <w:rPr>
           <w:rtl w:val="0"/>
@@ -3334,8 +3586,8 @@
         <w:spacing w:after="80" w:lineRule="auto"/>
         <w:rPr/>
       </w:pPr>
-      <w:bookmarkStart w:colFirst="0" w:colLast="0" w:name="_byh8attlxayt" w:id="19"/>
-      <w:bookmarkEnd w:id="19"/>
+      <w:bookmarkStart w:colFirst="0" w:colLast="0" w:name="_byh8attlxayt" w:id="21"/>
+      <w:bookmarkEnd w:id="21"/>
       <w:r>
         <w:rPr>
           <w:rtl w:val="0"/>
@@ -3351,8 +3603,8 @@
         <w:spacing w:after="80" w:lineRule="auto"/>
         <w:rPr/>
       </w:pPr>
-      <w:bookmarkStart w:colFirst="0" w:colLast="0" w:name="_uvf07ydeosw" w:id="20"/>
-      <w:bookmarkEnd w:id="20"/>
+      <w:bookmarkStart w:colFirst="0" w:colLast="0" w:name="_uvf07ydeosw" w:id="22"/>
+      <w:bookmarkEnd w:id="22"/>
       <w:r>
         <w:rPr>
           <w:rtl w:val="0"/>
@@ -3399,8 +3651,8 @@
         <w:spacing w:after="80" w:lineRule="auto"/>
         <w:rPr/>
       </w:pPr>
-      <w:bookmarkStart w:colFirst="0" w:colLast="0" w:name="_aynmqmd0goyz" w:id="21"/>
-      <w:bookmarkEnd w:id="21"/>
+      <w:bookmarkStart w:colFirst="0" w:colLast="0" w:name="_aynmqmd0goyz" w:id="23"/>
+      <w:bookmarkEnd w:id="23"/>
       <w:r>
         <w:rPr>
           <w:rtl w:val="0"/>
@@ -3416,8 +3668,8 @@
         <w:spacing w:after="80" w:lineRule="auto"/>
         <w:rPr/>
       </w:pPr>
-      <w:bookmarkStart w:colFirst="0" w:colLast="0" w:name="_w8iq5yobxypu" w:id="22"/>
-      <w:bookmarkEnd w:id="22"/>
+      <w:bookmarkStart w:colFirst="0" w:colLast="0" w:name="_w8iq5yobxypu" w:id="24"/>
+      <w:bookmarkEnd w:id="24"/>
       <w:r>
         <w:rPr>
           <w:rtl w:val="0"/>
@@ -3473,7 +3725,7 @@
         </w:numPr>
         <w:ind w:left="1440" w:hanging="360"/>
       </w:pPr>
-      <w:hyperlink r:id="rId16">
+      <w:hyperlink r:id="rId20">
         <w:r>
           <w:rPr>
             <w:color w:val="1155cc"/>
@@ -3619,8 +3871,8 @@
         <w:spacing w:after="240" w:before="240" w:lineRule="auto"/>
         <w:rPr/>
       </w:pPr>
-      <w:bookmarkStart w:colFirst="0" w:colLast="0" w:name="_1py4itnspf5c" w:id="23"/>
-      <w:bookmarkEnd w:id="23"/>
+      <w:bookmarkStart w:colFirst="0" w:colLast="0" w:name="_1py4itnspf5c" w:id="25"/>
+      <w:bookmarkEnd w:id="25"/>
       <w:r>
         <w:rPr>
           <w:rtl w:val="0"/>
@@ -3634,8 +3886,8 @@
         <w:spacing w:after="240" w:before="240" w:lineRule="auto"/>
         <w:rPr/>
       </w:pPr>
-      <w:bookmarkStart w:colFirst="0" w:colLast="0" w:name="_lw07z2ttguy6" w:id="24"/>
-      <w:bookmarkEnd w:id="24"/>
+      <w:bookmarkStart w:colFirst="0" w:colLast="0" w:name="_lw07z2ttguy6" w:id="26"/>
+      <w:bookmarkEnd w:id="26"/>
       <w:r>
         <w:rPr>
           <w:rtl w:val="0"/>
@@ -3737,8 +3989,8 @@
       <w:r>
         <w:rPr>
           <w:rFonts w:ascii="Roboto" w:cs="Roboto" w:eastAsia="Roboto" w:hAnsi="Roboto"/>
-          <w:sz w:val="20"/>
-          <w:szCs w:val="20"/>
+          <w:sz w:val="24"/>
+          <w:szCs w:val="24"/>
           <w:rtl w:val="0"/>
         </w:rPr>
         <w:t xml:space="preserve">Pay via ACH through Novo, $350 for normal clean</w:t>
@@ -3786,8 +4038,8 @@
         <w:spacing w:after="240" w:before="240" w:lineRule="auto"/>
         <w:rPr/>
       </w:pPr>
-      <w:bookmarkStart w:colFirst="0" w:colLast="0" w:name="_83ahqlwuoy7v" w:id="25"/>
-      <w:bookmarkEnd w:id="25"/>
+      <w:bookmarkStart w:colFirst="0" w:colLast="0" w:name="_83ahqlwuoy7v" w:id="27"/>
+      <w:bookmarkEnd w:id="27"/>
       <w:r>
         <w:rPr>
           <w:rtl w:val="0"/>
@@ -3951,7 +4203,7 @@
           <w:szCs w:val="24"/>
           <w:rtl w:val="0"/>
         </w:rPr>
-        <w:t xml:space="preserve">DeGeorge </w:t>
+        <w:t xml:space="preserve">DeGeorge Plumb ing &amp; HVAC</w:t>
       </w:r>
     </w:p>
     <w:p>
@@ -3986,8 +4238,8 @@
           <w:szCs w:val="24"/>
         </w:rPr>
       </w:pPr>
-      <w:bookmarkStart w:colFirst="0" w:colLast="0" w:name="_p9lg6jfp9fgz" w:id="26"/>
-      <w:bookmarkEnd w:id="26"/>
+      <w:bookmarkStart w:colFirst="0" w:colLast="0" w:name="_p9lg6jfp9fgz" w:id="28"/>
+      <w:bookmarkEnd w:id="28"/>
       <w:r>
         <w:rPr>
           <w:rtl w:val="0"/>
@@ -5618,69 +5870,69 @@
     <w:lvl w:ilvl="1">
       <w:start w:val="1"/>
       <w:numFmt w:val="bullet"/>
+      <w:lvlText w:val="○"/>
+      <w:lvlJc w:val="left"/>
+      <w:pPr>
+        <w:ind w:left="1440" w:hanging="360"/>
+      </w:pPr>
+      <w:rPr>
+        <w:u w:val="none"/>
+      </w:rPr>
+    </w:lvl>
+    <w:lvl w:ilvl="2">
+      <w:start w:val="1"/>
+      <w:numFmt w:val="bullet"/>
+      <w:lvlText w:val="■"/>
+      <w:lvlJc w:val="left"/>
+      <w:pPr>
+        <w:ind w:left="2160" w:hanging="360"/>
+      </w:pPr>
+      <w:rPr>
+        <w:u w:val="none"/>
+      </w:rPr>
+    </w:lvl>
+    <w:lvl w:ilvl="3">
+      <w:start w:val="1"/>
+      <w:numFmt w:val="bullet"/>
       <w:lvlText w:val="●"/>
       <w:lvlJc w:val="left"/>
       <w:pPr>
-        <w:ind w:left="1440" w:hanging="360"/>
-      </w:pPr>
-      <w:rPr>
-        <w:u w:val="none"/>
-      </w:rPr>
-    </w:lvl>
-    <w:lvl w:ilvl="2">
+        <w:ind w:left="2880" w:hanging="360"/>
+      </w:pPr>
+      <w:rPr>
+        <w:u w:val="none"/>
+      </w:rPr>
+    </w:lvl>
+    <w:lvl w:ilvl="4">
+      <w:start w:val="1"/>
+      <w:numFmt w:val="bullet"/>
+      <w:lvlText w:val="○"/>
+      <w:lvlJc w:val="left"/>
+      <w:pPr>
+        <w:ind w:left="3600" w:hanging="360"/>
+      </w:pPr>
+      <w:rPr>
+        <w:u w:val="none"/>
+      </w:rPr>
+    </w:lvl>
+    <w:lvl w:ilvl="5">
+      <w:start w:val="1"/>
+      <w:numFmt w:val="bullet"/>
+      <w:lvlText w:val="■"/>
+      <w:lvlJc w:val="left"/>
+      <w:pPr>
+        <w:ind w:left="4320" w:hanging="360"/>
+      </w:pPr>
+      <w:rPr>
+        <w:u w:val="none"/>
+      </w:rPr>
+    </w:lvl>
+    <w:lvl w:ilvl="6">
       <w:start w:val="1"/>
       <w:numFmt w:val="bullet"/>
       <w:lvlText w:val="●"/>
       <w:lvlJc w:val="left"/>
       <w:pPr>
-        <w:ind w:left="2160" w:hanging="360"/>
-      </w:pPr>
-      <w:rPr>
-        <w:u w:val="none"/>
-      </w:rPr>
-    </w:lvl>
-    <w:lvl w:ilvl="3">
-      <w:start w:val="1"/>
-      <w:numFmt w:val="bullet"/>
-      <w:lvlText w:val="●"/>
-      <w:lvlJc w:val="left"/>
-      <w:pPr>
-        <w:ind w:left="2880" w:hanging="360"/>
-      </w:pPr>
-      <w:rPr>
-        <w:u w:val="none"/>
-      </w:rPr>
-    </w:lvl>
-    <w:lvl w:ilvl="4">
-      <w:start w:val="1"/>
-      <w:numFmt w:val="bullet"/>
-      <w:lvlText w:val="●"/>
-      <w:lvlJc w:val="left"/>
-      <w:pPr>
-        <w:ind w:left="3600" w:hanging="360"/>
-      </w:pPr>
-      <w:rPr>
-        <w:u w:val="none"/>
-      </w:rPr>
-    </w:lvl>
-    <w:lvl w:ilvl="5">
-      <w:start w:val="1"/>
-      <w:numFmt w:val="bullet"/>
-      <w:lvlText w:val="●"/>
-      <w:lvlJc w:val="left"/>
-      <w:pPr>
-        <w:ind w:left="4320" w:hanging="360"/>
-      </w:pPr>
-      <w:rPr>
-        <w:u w:val="none"/>
-      </w:rPr>
-    </w:lvl>
-    <w:lvl w:ilvl="6">
-      <w:start w:val="1"/>
-      <w:numFmt w:val="bullet"/>
-      <w:lvlText w:val="●"/>
-      <w:lvlJc w:val="left"/>
-      <w:pPr>
         <w:ind w:left="5040" w:hanging="360"/>
       </w:pPr>
       <w:rPr>
@@ -5690,7 +5942,7 @@
     <w:lvl w:ilvl="7">
       <w:start w:val="1"/>
       <w:numFmt w:val="bullet"/>
-      <w:lvlText w:val="●"/>
+      <w:lvlText w:val="○"/>
       <w:lvlJc w:val="left"/>
       <w:pPr>
         <w:ind w:left="5760" w:hanging="360"/>
@@ -5702,7 +5954,7 @@
     <w:lvl w:ilvl="8">
       <w:start w:val="1"/>
       <w:numFmt w:val="bullet"/>
-      <w:lvlText w:val="●"/>
+      <w:lvlText w:val="■"/>
       <w:lvlJc w:val="left"/>
       <w:pPr>
         <w:ind w:left="6480" w:hanging="360"/>
@@ -6007,7 +6259,7 @@
     <w:name w:val="normal"/>
   </w:style>
   <w:style w:type="table" w:styleId="TableNormal" w:default="1">
-    <w:name w:val="Table Normal"/>
+    <w:name w:val="TableNormal"/>
   </w:style>
   <w:style w:type="paragraph" w:styleId="Heading1">
     <w:name w:val="heading 1"/>
